--- a/מדריך-שימוש.docx
+++ b/מדריך-שימוש.docx
@@ -156,6 +156,167 @@
           <w:sz w:val="22"/>
           <w:rtl/>
         </w:rPr>
+        <w:t xml:space="preserve">הייצואים </w:t>
+      </w:r>
+      <w:r>
+        <w:rPr>
+          <w:rFonts w:ascii="Arial" w:hAnsi="Arial" w:cs="Arial"/>
+          <w:b w:val="0"/>
+          <w:color w:val="1A1A1A"/>
+          <w:sz w:val="22"/>
+          <w:rtl/>
+        </w:rPr>
+        <w:t>מצטברים</w:t>
+      </w:r>
+      <w:r>
+        <w:rPr>
+          <w:rFonts w:ascii="Arial" w:hAnsi="Arial" w:cs="Arial"/>
+          <w:b w:val="0"/>
+          <w:color w:val="1A1A1A"/>
+          <w:sz w:val="22"/>
+          <w:rtl/>
+        </w:rPr>
+        <w:t xml:space="preserve"> — מניחים את הקובץ המלא, לא חותכים תאריכים; המנוע מסנן בעצמו לחודש או לרבעון.</w:t>
+      </w:r>
+    </w:p>
+    <w:p>
+      <w:pPr>
+        <w:bidi/>
+        <w:spacing w:after="80" w:before="0"/>
+        <w:jc w:val="right"/>
+      </w:pPr>
+      <w:r>
+        <w:rPr>
+          <w:rFonts w:ascii="Arial" w:hAnsi="Arial" w:cs="Arial"/>
+          <w:b/>
+          <w:color w:val="1F3A4D"/>
+          <w:sz w:val="22"/>
+          <w:rtl/>
+        </w:rPr>
+        <w:t xml:space="preserve">•  </w:t>
+      </w:r>
+      <w:r>
+        <w:rPr>
+          <w:rFonts w:ascii="Arial" w:hAnsi="Arial" w:cs="Arial"/>
+          <w:b w:val="0"/>
+          <w:color w:val="1A1A1A"/>
+          <w:sz w:val="22"/>
+          <w:rtl/>
+        </w:rPr>
+        <w:t xml:space="preserve">טווחים: </w:t>
+      </w:r>
+      <w:r>
+        <w:rPr>
+          <w:rFonts w:ascii="Arial" w:hAnsi="Arial" w:cs="Arial"/>
+          <w:b w:val="0"/>
+          <w:color w:val="1A1A1A"/>
+          <w:sz w:val="22"/>
+          <w:rtl/>
+        </w:rPr>
+        <w:t>לקוחות (לידים)</w:t>
+      </w:r>
+      <w:r>
+        <w:rPr>
+          <w:rFonts w:ascii="Arial" w:hAnsi="Arial" w:cs="Arial"/>
+          <w:b w:val="0"/>
+          <w:color w:val="1A1A1A"/>
+          <w:sz w:val="22"/>
+          <w:rtl/>
+        </w:rPr>
+        <w:t xml:space="preserve"> — מתחילת 2025 או אף קודם (כמה שיש), כ-lookback ללידים; </w:t>
+      </w:r>
+      <w:r>
+        <w:rPr>
+          <w:rFonts w:ascii="Arial" w:hAnsi="Arial" w:cs="Arial"/>
+          <w:b w:val="0"/>
+          <w:color w:val="1A1A1A"/>
+          <w:sz w:val="22"/>
+          <w:rtl/>
+        </w:rPr>
+        <w:t>פרויקטים · הכנסות · שתפים · משימות</w:t>
+      </w:r>
+      <w:r>
+        <w:rPr>
+          <w:rFonts w:ascii="Arial" w:hAnsi="Arial" w:cs="Arial"/>
+          <w:b w:val="0"/>
+          <w:color w:val="1A1A1A"/>
+          <w:sz w:val="22"/>
+          <w:rtl/>
+        </w:rPr>
+        <w:t xml:space="preserve"> — מ-1.1.2026. כולם עד סוף החודש הנוכחי.</w:t>
+      </w:r>
+    </w:p>
+    <w:p>
+      <w:pPr>
+        <w:bidi/>
+        <w:spacing w:after="80" w:before="0"/>
+        <w:jc w:val="right"/>
+      </w:pPr>
+      <w:r>
+        <w:rPr>
+          <w:rFonts w:ascii="Arial" w:hAnsi="Arial" w:cs="Arial"/>
+          <w:b/>
+          <w:color w:val="1F3A4D"/>
+          <w:sz w:val="22"/>
+          <w:rtl/>
+        </w:rPr>
+        <w:t xml:space="preserve">•  </w:t>
+      </w:r>
+      <w:r>
+        <w:rPr>
+          <w:rFonts w:ascii="Arial" w:hAnsi="Arial" w:cs="Arial"/>
+          <w:b w:val="0"/>
+          <w:color w:val="1A1A1A"/>
+          <w:sz w:val="22"/>
+          <w:rtl/>
+        </w:rPr>
+        <w:t xml:space="preserve">לידים מ-2025 (או קודם) הם </w:t>
+      </w:r>
+      <w:r>
+        <w:rPr>
+          <w:rFonts w:ascii="Arial" w:hAnsi="Arial" w:cs="Arial"/>
+          <w:b w:val="0"/>
+          <w:color w:val="1A1A1A"/>
+          <w:sz w:val="22"/>
+          <w:rtl/>
+        </w:rPr>
+        <w:t>lookback בלבד</w:t>
+      </w:r>
+      <w:r>
+        <w:rPr>
+          <w:rFonts w:ascii="Arial" w:hAnsi="Arial" w:cs="Arial"/>
+          <w:b w:val="0"/>
+          <w:color w:val="1A1A1A"/>
+          <w:sz w:val="22"/>
+          <w:rtl/>
+        </w:rPr>
+        <w:t xml:space="preserve"> — לא נספרים כלידי 2026. היסטוריה רחבה יותר מעלה את השיוך ועשויה להזיז מעט את שיעור ההמרה המיוצב — זה תקין וצפוי, לא שגיאה.</w:t>
+      </w:r>
+    </w:p>
+    <w:p>
+      <w:pPr>
+        <w:bidi/>
+        <w:spacing w:after="80" w:before="0"/>
+        <w:jc w:val="right"/>
+      </w:pPr>
+      <w:r>
+        <w:rPr>
+          <w:rFonts w:ascii="Arial" w:hAnsi="Arial" w:cs="Arial"/>
+          <w:b/>
+          <w:color w:val="1F3A4D"/>
+          <w:sz w:val="22"/>
+          <w:rtl/>
+        </w:rPr>
+        <w:t xml:space="preserve">•  </w:t>
+      </w:r>
+      <w:r>
+        <w:rPr>
+          <w:rFonts w:ascii="Arial" w:hAnsi="Arial" w:cs="Arial"/>
+          <w:b w:val="0"/>
+          <w:color w:val="1A1A1A"/>
+          <w:sz w:val="22"/>
+          <w:rtl/>
+        </w:rPr>
         <w:t xml:space="preserve">הקובץ </w:t>
       </w:r>
       <w:r>
@@ -220,7 +381,7 @@
           <w:sz w:val="28"/>
           <w:rtl/>
         </w:rPr>
-        <w:t>2. הרצת דוח — חודשי / רבעוני / שנתי</w:t>
+        <w:t>2. הרצת דוח — מה מפיקים בכל חודש</w:t>
       </w:r>
     </w:p>
     <w:p>
@@ -247,7 +408,27 @@
           <w:sz w:val="22"/>
           <w:rtl/>
         </w:rPr>
-        <w:t>פותחים טרמינל בתיקייה ומריצים אחת מהפקודות:</w:t>
+        <w:t xml:space="preserve">פותחים טרמינל בתיקייה ומריצים את </w:t>
+      </w:r>
+      <w:r>
+        <w:rPr>
+          <w:rFonts w:ascii="Arial" w:hAnsi="Arial" w:cs="Arial"/>
+          <w:b w:val="0"/>
+          <w:color w:val="1A1A1A"/>
+          <w:sz w:val="22"/>
+          <w:rtl/>
+        </w:rPr>
+        <w:t>החודש</w:t>
+      </w:r>
+      <w:r>
+        <w:rPr>
+          <w:rFonts w:ascii="Arial" w:hAnsi="Arial" w:cs="Arial"/>
+          <w:b w:val="0"/>
+          <w:color w:val="1A1A1A"/>
+          <w:sz w:val="22"/>
+          <w:rtl/>
+        </w:rPr>
+        <w:t xml:space="preserve"> — חודש שסוגר רבעון מפיק אוטומטית גם את הרבעוני, ודצמבר גם את הרבעוני והשנתי:</w:t>
       </w:r>
     </w:p>
     <w:p>
@@ -262,7 +443,7 @@
           <w:color w:val="1F3A4D"/>
           <w:sz w:val="21"/>
         </w:rPr>
-        <w:t>C:\Python314\python.exe scripts\run.py 2026-05      (חודשי)</w:t>
+        <w:t>C:\Python314\python.exe scripts\run.py 2026-05      (חודשי בלבד)</w:t>
       </w:r>
     </w:p>
     <w:p>
@@ -277,7 +458,7 @@
           <w:color w:val="1F3A4D"/>
           <w:sz w:val="21"/>
         </w:rPr>
-        <w:t>C:\Python314\python.exe scripts\run.py 2026-Q1      (רבעוני)</w:t>
+        <w:t>C:\Python314\python.exe scripts\run.py 2026-03      (חודשי + רבעוני Q1 — אוטומטי)</w:t>
       </w:r>
     </w:p>
     <w:p>
@@ -292,7 +473,22 @@
           <w:color w:val="1F3A4D"/>
           <w:sz w:val="21"/>
         </w:rPr>
-        <w:t>C:\Python314\python.exe scripts\run.py 2026         (שנתי)</w:t>
+        <w:t>C:\Python314\python.exe scripts\run.py 2026-12      (חודשי + רבעוני Q4 + שנתי)</w:t>
+      </w:r>
+    </w:p>
+    <w:p>
+      <w:pPr>
+        <w:spacing w:after="60" w:before="0"/>
+        <w:jc w:val="left"/>
+      </w:pPr>
+      <w:r>
+        <w:rPr>
+          <w:rFonts w:ascii="Arial" w:hAnsi="Arial" w:cs="Arial"/>
+          <w:b/>
+          <w:color w:val="1F3A4D"/>
+          <w:sz w:val="21"/>
+        </w:rPr>
+        <w:t>C:\Python314\python.exe scripts\run.py 2026-Q1      (רק הרבעוני, לפי דרישה)</w:t>
       </w:r>
     </w:p>
     <w:p>
@@ -319,7 +515,34 @@
           <w:sz w:val="22"/>
           <w:rtl/>
         </w:rPr>
-        <w:t xml:space="preserve">הפלט נכתב לתיקייה נפרדת לכל תקופה תחת </w:t>
+        <w:t>הכלל: מרץ/יוני/ספטמבר מוסיפים רבעוני; דצמבר מוסיף רבעוני ושנתי; שאר החודשים — חודשי בלבד. אין מה לזכור — פשוט מריצים את החודש.</w:t>
+      </w:r>
+    </w:p>
+    <w:p>
+      <w:pPr>
+        <w:bidi/>
+        <w:spacing w:after="80" w:before="0"/>
+        <w:jc w:val="right"/>
+      </w:pPr>
+      <w:r>
+        <w:rPr>
+          <w:rFonts w:ascii="Arial" w:hAnsi="Arial" w:cs="Arial"/>
+          <w:b/>
+          <w:color w:val="1F3A4D"/>
+          <w:sz w:val="22"/>
+          <w:rtl/>
+        </w:rPr>
+        <w:t xml:space="preserve">•  </w:t>
+      </w:r>
+      <w:r>
+        <w:rPr>
+          <w:rFonts w:ascii="Arial" w:hAnsi="Arial" w:cs="Arial"/>
+          <w:b w:val="0"/>
+          <w:color w:val="1A1A1A"/>
+          <w:sz w:val="22"/>
+          <w:rtl/>
+        </w:rPr>
+        <w:t xml:space="preserve">הפלט מאורגן שנה ← סוג ← תקופה תחת </w:t>
       </w:r>
       <w:r>
         <w:rPr>
@@ -349,7 +572,7 @@
           <w:sz w:val="21"/>
           <w:rtl/>
         </w:rPr>
-        <w:t>⁦outputs\2026-04\⁩</w:t>
+        <w:t>⁦outputs\2026\חודשי\2026-04\⁩</w:t>
       </w:r>
       <w:r>
         <w:rPr>
@@ -399,27 +622,7 @@
           <w:sz w:val="22"/>
           <w:rtl/>
         </w:rPr>
-        <w:t xml:space="preserve"> בלבד (ללא PDF). שום קובץ אינו נשאר ישירות תחת </w:t>
-      </w:r>
-      <w:r>
-        <w:rPr>
-          <w:rFonts w:ascii="Arial" w:hAnsi="Arial" w:cs="Arial"/>
-          <w:b/>
-          <w:color w:val="1F3A4D"/>
-          <w:sz w:val="21"/>
-          <w:rtl/>
-        </w:rPr>
-        <w:t>⁦outputs\⁩</w:t>
-      </w:r>
-      <w:r>
-        <w:rPr>
-          <w:rFonts w:ascii="Arial" w:hAnsi="Arial" w:cs="Arial"/>
-          <w:b w:val="0"/>
-          <w:color w:val="1A1A1A"/>
-          <w:sz w:val="22"/>
-          <w:rtl/>
-        </w:rPr>
-        <w:t>.</w:t>
+        <w:t xml:space="preserve"> בלבד (ללא PDF). אותו מבנה גם ב-Drive.</w:t>
       </w:r>
     </w:p>
     <w:p>
@@ -1309,7 +1512,7 @@
           <w:sz w:val="22"/>
           <w:rtl/>
         </w:rPr>
-        <w:t xml:space="preserve">) עולים ל-Drive המשותף, לתיקייה «דשבורדים» (תיקיית-משנה לכל תקופה) תחת «ניתוחים וישיבות הנהלה». מתחבר עם החשבון </w:t>
+        <w:t xml:space="preserve">) עולים ל-Drive המשותף, תחת «ניתוחים וישיבות הנהלה» לפי אותו מבנה כמו מקומית — «דשבורדים» ← שנה ← סוג ← תקופה. מתחבר עם החשבון </w:t>
       </w:r>
       <w:r>
         <w:rPr>

--- a/מדריך-שימוש.docx
+++ b/מדריך-שימוש.docx
@@ -780,7 +780,7 @@
           <w:sz w:val="22"/>
           <w:rtl/>
         </w:rPr>
-        <w:t xml:space="preserve">בסוף כל רבעון נוצרת אוטומטית תבנית </w:t>
+        <w:t xml:space="preserve">בכל חודש שסוגר רבעון נוצרת אוטומטית תבנית </w:t>
       </w:r>
       <w:r>
         <w:rPr>
@@ -800,7 +800,7 @@
           <w:sz w:val="22"/>
           <w:rtl/>
         </w:rPr>
-        <w:t xml:space="preserve"> ריקה בתיקיית חודש הסגירה (למשל </w:t>
+        <w:t xml:space="preserve"> ריקה בתוך תיקיית הפלט של אותו רבעון (תחת </w:t>
       </w:r>
       <w:r>
         <w:rPr>
@@ -810,7 +810,7 @@
           <w:sz w:val="21"/>
           <w:rtl/>
         </w:rPr>
-        <w:t>⁦inputs\2026-03\⁩</w:t>
+        <w:t>⁦outputs⁩</w:t>
       </w:r>
       <w:r>
         <w:rPr>
@@ -820,7 +820,47 @@
           <w:sz w:val="22"/>
           <w:rtl/>
         </w:rPr>
-        <w:t>).</w:t>
+        <w:t xml:space="preserve">, בענף הרבעוני) — למשל הקובץ </w:t>
+      </w:r>
+      <w:r>
+        <w:rPr>
+          <w:rFonts w:ascii="Arial" w:hAnsi="Arial" w:cs="Arial"/>
+          <w:b/>
+          <w:color w:val="1F3A4D"/>
+          <w:sz w:val="21"/>
+          <w:rtl/>
+        </w:rPr>
+        <w:t>⁦2026-Q1_יעדים.docx⁩</w:t>
+      </w:r>
+      <w:r>
+        <w:rPr>
+          <w:rFonts w:ascii="Arial" w:hAnsi="Arial" w:cs="Arial"/>
+          <w:b w:val="0"/>
+          <w:color w:val="1A1A1A"/>
+          <w:sz w:val="22"/>
+          <w:rtl/>
+        </w:rPr>
+        <w:t xml:space="preserve"> בתיקיית הרבעון </w:t>
+      </w:r>
+      <w:r>
+        <w:rPr>
+          <w:rFonts w:ascii="Arial" w:hAnsi="Arial" w:cs="Arial"/>
+          <w:b/>
+          <w:color w:val="1F3A4D"/>
+          <w:sz w:val="21"/>
+          <w:rtl/>
+        </w:rPr>
+        <w:t>⁦2026-Q1⁩</w:t>
+      </w:r>
+      <w:r>
+        <w:rPr>
+          <w:rFonts w:ascii="Arial" w:hAnsi="Arial" w:cs="Arial"/>
+          <w:b w:val="0"/>
+          <w:color w:val="1A1A1A"/>
+          <w:sz w:val="22"/>
+          <w:rtl/>
+        </w:rPr>
+        <w:t>. התבנית נושאת את יעדי הרבעון הבא.</w:t>
       </w:r>
     </w:p>
     <w:p>
@@ -867,7 +907,7 @@
           <w:sz w:val="22"/>
           <w:rtl/>
         </w:rPr>
-        <w:t xml:space="preserve"> — מספר לכל מדד (פניות · עסקאות · המרה · מחזור · רווח · תקרת הוצאות). שמות המדדים מתחברים אוטומטית לדוח.</w:t>
+        <w:t xml:space="preserve"> — מספר לכל מדד (פניות · עסקאות · המרה · מחזור · רווח · תקרת הוצאות). שמות המדדים מתחברים אוטומטית לדוח. התובנות והיוזמות הן טקסט חופשי — לא נשלף מהן מספר.</w:t>
       </w:r>
     </w:p>
     <w:p>
@@ -894,7 +934,174 @@
           <w:sz w:val="22"/>
           <w:rtl/>
         </w:rPr>
-        <w:t>התובנות והיוזמות הן טקסט חופשי — לא נשלף מהן מספר.</w:t>
+        <w:t xml:space="preserve">ממלאים את </w:t>
+      </w:r>
+      <w:r>
+        <w:rPr>
+          <w:rFonts w:ascii="Arial" w:hAnsi="Arial" w:cs="Arial"/>
+          <w:b w:val="0"/>
+          <w:color w:val="1A1A1A"/>
+          <w:sz w:val="22"/>
+          <w:rtl/>
+        </w:rPr>
+        <w:t>העותק המקומי</w:t>
+      </w:r>
+      <w:r>
+        <w:rPr>
+          <w:rFonts w:ascii="Arial" w:hAnsi="Arial" w:cs="Arial"/>
+          <w:b w:val="0"/>
+          <w:color w:val="1A1A1A"/>
+          <w:sz w:val="22"/>
+          <w:rtl/>
+        </w:rPr>
+        <w:t xml:space="preserve"> (הוא זה שנקרא קדימה). המסמך </w:t>
+      </w:r>
+      <w:r>
+        <w:rPr>
+          <w:rFonts w:ascii="Arial" w:hAnsi="Arial" w:cs="Arial"/>
+          <w:b w:val="0"/>
+          <w:color w:val="1A1A1A"/>
+          <w:sz w:val="22"/>
+          <w:rtl/>
+        </w:rPr>
+        <w:t>לעולם לא נדרס</w:t>
+      </w:r>
+      <w:r>
+        <w:rPr>
+          <w:rFonts w:ascii="Arial" w:hAnsi="Arial" w:cs="Arial"/>
+          <w:b w:val="0"/>
+          <w:color w:val="1A1A1A"/>
+          <w:sz w:val="22"/>
+          <w:rtl/>
+        </w:rPr>
+        <w:t xml:space="preserve"> — תיקיית הפלט נבנית מחדש בכל ריצה, אבל וורד היעדים נשמר, ומגובה ל-</w:t>
+      </w:r>
+      <w:r>
+        <w:rPr>
+          <w:rFonts w:ascii="Arial" w:hAnsi="Arial" w:cs="Arial"/>
+          <w:b/>
+          <w:color w:val="1F3A4D"/>
+          <w:sz w:val="21"/>
+          <w:rtl/>
+        </w:rPr>
+        <w:t>⁦Drive⁩</w:t>
+      </w:r>
+      <w:r>
+        <w:rPr>
+          <w:rFonts w:ascii="Arial" w:hAnsi="Arial" w:cs="Arial"/>
+          <w:b w:val="0"/>
+          <w:color w:val="1A1A1A"/>
+          <w:sz w:val="22"/>
+          <w:rtl/>
+        </w:rPr>
+        <w:t xml:space="preserve"> וגם ל-</w:t>
+      </w:r>
+      <w:r>
+        <w:rPr>
+          <w:rFonts w:ascii="Arial" w:hAnsi="Arial" w:cs="Arial"/>
+          <w:b/>
+          <w:color w:val="1F3A4D"/>
+          <w:sz w:val="21"/>
+          <w:rtl/>
+        </w:rPr>
+        <w:t>⁦GitHub⁩</w:t>
+      </w:r>
+      <w:r>
+        <w:rPr>
+          <w:rFonts w:ascii="Arial" w:hAnsi="Arial" w:cs="Arial"/>
+          <w:b w:val="0"/>
+          <w:color w:val="1A1A1A"/>
+          <w:sz w:val="22"/>
+          <w:rtl/>
+        </w:rPr>
+        <w:t>.</w:t>
+      </w:r>
+    </w:p>
+    <w:p>
+      <w:pPr>
+        <w:bidi/>
+        <w:spacing w:after="80" w:before="0"/>
+        <w:jc w:val="right"/>
+      </w:pPr>
+      <w:r>
+        <w:rPr>
+          <w:rFonts w:ascii="Arial" w:hAnsi="Arial" w:cs="Arial"/>
+          <w:b/>
+          <w:color w:val="1F3A4D"/>
+          <w:sz w:val="22"/>
+          <w:rtl/>
+        </w:rPr>
+        <w:t xml:space="preserve">•  </w:t>
+      </w:r>
+      <w:r>
+        <w:rPr>
+          <w:rFonts w:ascii="Arial" w:hAnsi="Arial" w:cs="Arial"/>
+          <w:b w:val="0"/>
+          <w:color w:val="1A1A1A"/>
+          <w:sz w:val="22"/>
+          <w:rtl/>
+        </w:rPr>
+        <w:t xml:space="preserve">כל דוח קורא את היעדים ממסמך </w:t>
+      </w:r>
+      <w:r>
+        <w:rPr>
+          <w:rFonts w:ascii="Arial" w:hAnsi="Arial" w:cs="Arial"/>
+          <w:b w:val="0"/>
+          <w:color w:val="1A1A1A"/>
+          <w:sz w:val="22"/>
+          <w:rtl/>
+        </w:rPr>
+        <w:t>הרבעון הקודם</w:t>
+      </w:r>
+      <w:r>
+        <w:rPr>
+          <w:rFonts w:ascii="Arial" w:hAnsi="Arial" w:cs="Arial"/>
+          <w:b w:val="0"/>
+          <w:color w:val="1A1A1A"/>
+          <w:sz w:val="22"/>
+          <w:rtl/>
+        </w:rPr>
+        <w:t xml:space="preserve"> — כולל </w:t>
+      </w:r>
+      <w:r>
+        <w:rPr>
+          <w:rFonts w:ascii="Arial" w:hAnsi="Arial" w:cs="Arial"/>
+          <w:b w:val="0"/>
+          <w:color w:val="1A1A1A"/>
+          <w:sz w:val="22"/>
+          <w:rtl/>
+        </w:rPr>
+        <w:t>חציית שנה</w:t>
+      </w:r>
+      <w:r>
+        <w:rPr>
+          <w:rFonts w:ascii="Arial" w:hAnsi="Arial" w:cs="Arial"/>
+          <w:b w:val="0"/>
+          <w:color w:val="1A1A1A"/>
+          <w:sz w:val="22"/>
+          <w:rtl/>
+        </w:rPr>
+        <w:t xml:space="preserve">: ינואר–מרץ קוראים את </w:t>
+      </w:r>
+      <w:r>
+        <w:rPr>
+          <w:rFonts w:ascii="Arial" w:hAnsi="Arial" w:cs="Arial"/>
+          <w:b/>
+          <w:color w:val="1F3A4D"/>
+          <w:sz w:val="21"/>
+          <w:rtl/>
+        </w:rPr>
+        <w:t>⁦Q4⁩</w:t>
+      </w:r>
+      <w:r>
+        <w:rPr>
+          <w:rFonts w:ascii="Arial" w:hAnsi="Arial" w:cs="Arial"/>
+          <w:b w:val="0"/>
+          <w:color w:val="1A1A1A"/>
+          <w:sz w:val="22"/>
+          <w:rtl/>
+        </w:rPr>
+        <w:t xml:space="preserve"> של השנה הקודמת. מסמך חסר או עדיין ריק ← הדוח יוצא בלי יעדים (אין שגיאה).</w:t>
       </w:r>
     </w:p>
     <w:p>
@@ -941,27 +1148,7 @@
           <w:sz w:val="22"/>
           <w:rtl/>
         </w:rPr>
-        <w:t xml:space="preserve"> (בפועל מול יעד). היעדים נשמרים עד שממלאים </w:t>
-      </w:r>
-      <w:r>
-        <w:rPr>
-          <w:rFonts w:ascii="Arial" w:hAnsi="Arial" w:cs="Arial"/>
-          <w:b/>
-          <w:color w:val="1F3A4D"/>
-          <w:sz w:val="21"/>
-          <w:rtl/>
-        </w:rPr>
-        <w:t>⁦Word⁩</w:t>
-      </w:r>
-      <w:r>
-        <w:rPr>
-          <w:rFonts w:ascii="Arial" w:hAnsi="Arial" w:cs="Arial"/>
-          <w:b w:val="0"/>
-          <w:color w:val="1A1A1A"/>
-          <w:sz w:val="22"/>
-          <w:rtl/>
-        </w:rPr>
-        <w:t xml:space="preserve"> חדש.</w:t>
+        <w:t xml:space="preserve"> (בפועל מול יעד).</w:t>
       </w:r>
     </w:p>
     <w:p>
